--- a/tillsyn/A 28840-2025 tillsynsbegäran.docx
+++ b/tillsyn/A 28840-2025 tillsynsbegäran.docx
@@ -247,7 +247,7 @@
     <w:r>
       <w:tab/>
       <w:tab/>
-      <w:t>2026-09-14</w:t>
+      <w:t>2026-09-15</w:t>
       <w:br/>
       <w:br/>
     </w:r>

--- a/tillsyn/A 28840-2025 tillsynsbegäran.docx
+++ b/tillsyn/A 28840-2025 tillsynsbegäran.docx
@@ -247,7 +247,7 @@
     <w:r>
       <w:tab/>
       <w:tab/>
-      <w:t>2026-09-15</w:t>
+      <w:t>2026-09-16</w:t>
       <w:br/>
       <w:br/>
     </w:r>

--- a/tillsyn/A 28840-2025 tillsynsbegäran.docx
+++ b/tillsyn/A 28840-2025 tillsynsbegäran.docx
@@ -247,7 +247,7 @@
     <w:r>
       <w:tab/>
       <w:tab/>
-      <w:t>2026-09-16</w:t>
+      <w:t>2026-09-17</w:t>
       <w:br/>
       <w:br/>
     </w:r>

--- a/tillsyn/A 28840-2025 tillsynsbegäran.docx
+++ b/tillsyn/A 28840-2025 tillsynsbegäran.docx
@@ -247,7 +247,7 @@
     <w:r>
       <w:tab/>
       <w:tab/>
-      <w:t>2026-09-17</w:t>
+      <w:t>2026-09-18</w:t>
       <w:br/>
       <w:br/>
     </w:r>

--- a/tillsyn/A 28840-2025 tillsynsbegäran.docx
+++ b/tillsyn/A 28840-2025 tillsynsbegäran.docx
@@ -247,7 +247,7 @@
     <w:r>
       <w:tab/>
       <w:tab/>
-      <w:t>2026-09-18</w:t>
+      <w:t>2026-09-19</w:t>
       <w:br/>
       <w:br/>
     </w:r>

--- a/tillsyn/A 28840-2025 tillsynsbegäran.docx
+++ b/tillsyn/A 28840-2025 tillsynsbegäran.docx
@@ -247,7 +247,7 @@
     <w:r>
       <w:tab/>
       <w:tab/>
-      <w:t>2026-09-19</w:t>
+      <w:t>2026-09-21</w:t>
       <w:br/>
       <w:br/>
     </w:r>

--- a/tillsyn/A 28840-2025 tillsynsbegäran.docx
+++ b/tillsyn/A 28840-2025 tillsynsbegäran.docx
@@ -247,7 +247,7 @@
     <w:r>
       <w:tab/>
       <w:tab/>
-      <w:t>2026-09-21</w:t>
+      <w:t>2026-09-23</w:t>
       <w:br/>
       <w:br/>
     </w:r>

--- a/tillsyn/A 28840-2025 tillsynsbegäran.docx
+++ b/tillsyn/A 28840-2025 tillsynsbegäran.docx
@@ -247,7 +247,7 @@
     <w:r>
       <w:tab/>
       <w:tab/>
-      <w:t>2026-09-23</w:t>
+      <w:t>2026-09-24</w:t>
       <w:br/>
       <w:br/>
     </w:r>

--- a/tillsyn/A 28840-2025 tillsynsbegäran.docx
+++ b/tillsyn/A 28840-2025 tillsynsbegäran.docx
@@ -247,7 +247,7 @@
     <w:r>
       <w:tab/>
       <w:tab/>
-      <w:t>2026-09-24</w:t>
+      <w:t>2026-09-25</w:t>
       <w:br/>
       <w:br/>
     </w:r>

--- a/tillsyn/A 28840-2025 tillsynsbegäran.docx
+++ b/tillsyn/A 28840-2025 tillsynsbegäran.docx
@@ -247,7 +247,7 @@
     <w:r>
       <w:tab/>
       <w:tab/>
-      <w:t>2026-09-25</w:t>
+      <w:t>2026-09-26</w:t>
       <w:br/>
       <w:br/>
     </w:r>

--- a/tillsyn/A 28840-2025 tillsynsbegäran.docx
+++ b/tillsyn/A 28840-2025 tillsynsbegäran.docx
@@ -247,7 +247,7 @@
     <w:r>
       <w:tab/>
       <w:tab/>
-      <w:t>2026-09-26</w:t>
+      <w:t>2026-09-27</w:t>
       <w:br/>
       <w:br/>
     </w:r>

--- a/tillsyn/A 28840-2025 tillsynsbegäran.docx
+++ b/tillsyn/A 28840-2025 tillsynsbegäran.docx
@@ -247,7 +247,7 @@
     <w:r>
       <w:tab/>
       <w:tab/>
-      <w:t>2026-09-27</w:t>
+      <w:t>2026-09-28</w:t>
       <w:br/>
       <w:br/>
     </w:r>

--- a/tillsyn/A 28840-2025 tillsynsbegäran.docx
+++ b/tillsyn/A 28840-2025 tillsynsbegäran.docx
@@ -247,7 +247,7 @@
     <w:r>
       <w:tab/>
       <w:tab/>
-      <w:t>2026-09-28</w:t>
+      <w:t>2026-09-29</w:t>
       <w:br/>
       <w:br/>
     </w:r>

--- a/tillsyn/A 28840-2025 tillsynsbegäran.docx
+++ b/tillsyn/A 28840-2025 tillsynsbegäran.docx
@@ -247,7 +247,7 @@
     <w:r>
       <w:tab/>
       <w:tab/>
-      <w:t>2026-09-29</w:t>
+      <w:t>2026-09-30</w:t>
       <w:br/>
       <w:br/>
     </w:r>

--- a/tillsyn/A 28840-2025 tillsynsbegäran.docx
+++ b/tillsyn/A 28840-2025 tillsynsbegäran.docx
@@ -247,7 +247,7 @@
     <w:r>
       <w:tab/>
       <w:tab/>
-      <w:t>2026-09-30</w:t>
+      <w:t>2026-10-01</w:t>
       <w:br/>
       <w:br/>
     </w:r>

--- a/tillsyn/A 28840-2025 tillsynsbegäran.docx
+++ b/tillsyn/A 28840-2025 tillsynsbegäran.docx
@@ -247,7 +247,7 @@
     <w:r>
       <w:tab/>
       <w:tab/>
-      <w:t>2026-10-01</w:t>
+      <w:t>2026-10-02</w:t>
       <w:br/>
       <w:br/>
     </w:r>

--- a/tillsyn/A 28840-2025 tillsynsbegäran.docx
+++ b/tillsyn/A 28840-2025 tillsynsbegäran.docx
@@ -247,7 +247,7 @@
     <w:r>
       <w:tab/>
       <w:tab/>
-      <w:t>2026-10-02</w:t>
+      <w:t>2026-10-03</w:t>
       <w:br/>
       <w:br/>
     </w:r>

--- a/tillsyn/A 28840-2025 tillsynsbegäran.docx
+++ b/tillsyn/A 28840-2025 tillsynsbegäran.docx
@@ -247,7 +247,7 @@
     <w:r>
       <w:tab/>
       <w:tab/>
-      <w:t>2026-10-03</w:t>
+      <w:t>2026-10-04</w:t>
       <w:br/>
       <w:br/>
     </w:r>

--- a/tillsyn/A 28840-2025 tillsynsbegäran.docx
+++ b/tillsyn/A 28840-2025 tillsynsbegäran.docx
@@ -247,7 +247,7 @@
     <w:r>
       <w:tab/>
       <w:tab/>
-      <w:t>2026-10-04</w:t>
+      <w:t>2026-10-05</w:t>
       <w:br/>
       <w:br/>
     </w:r>

--- a/tillsyn/A 28840-2025 tillsynsbegäran.docx
+++ b/tillsyn/A 28840-2025 tillsynsbegäran.docx
@@ -247,7 +247,7 @@
     <w:r>
       <w:tab/>
       <w:tab/>
-      <w:t>2026-10-05</w:t>
+      <w:t>2026-10-06</w:t>
       <w:br/>
       <w:br/>
     </w:r>

--- a/tillsyn/A 28840-2025 tillsynsbegäran.docx
+++ b/tillsyn/A 28840-2025 tillsynsbegäran.docx
@@ -247,7 +247,7 @@
     <w:r>
       <w:tab/>
       <w:tab/>
-      <w:t>2026-10-06</w:t>
+      <w:t>2026-10-07</w:t>
       <w:br/>
       <w:br/>
     </w:r>

--- a/tillsyn/A 28840-2025 tillsynsbegäran.docx
+++ b/tillsyn/A 28840-2025 tillsynsbegäran.docx
@@ -247,7 +247,7 @@
     <w:r>
       <w:tab/>
       <w:tab/>
-      <w:t>2026-10-07</w:t>
+      <w:t>2026-10-08</w:t>
       <w:br/>
       <w:br/>
     </w:r>

--- a/tillsyn/A 28840-2025 tillsynsbegäran.docx
+++ b/tillsyn/A 28840-2025 tillsynsbegäran.docx
@@ -247,7 +247,7 @@
     <w:r>
       <w:tab/>
       <w:tab/>
-      <w:t>2026-10-08</w:t>
+      <w:t>2026-10-09</w:t>
       <w:br/>
       <w:br/>
     </w:r>

--- a/tillsyn/A 28840-2025 tillsynsbegäran.docx
+++ b/tillsyn/A 28840-2025 tillsynsbegäran.docx
@@ -247,7 +247,7 @@
     <w:r>
       <w:tab/>
       <w:tab/>
-      <w:t>2026-10-09</w:t>
+      <w:t>2026-10-10</w:t>
       <w:br/>
       <w:br/>
     </w:r>

--- a/tillsyn/A 28840-2025 tillsynsbegäran.docx
+++ b/tillsyn/A 28840-2025 tillsynsbegäran.docx
@@ -247,7 +247,7 @@
     <w:r>
       <w:tab/>
       <w:tab/>
-      <w:t>2026-10-10</w:t>
+      <w:t>2026-10-11</w:t>
       <w:br/>
       <w:br/>
     </w:r>

--- a/tillsyn/A 28840-2025 tillsynsbegäran.docx
+++ b/tillsyn/A 28840-2025 tillsynsbegäran.docx
@@ -247,7 +247,7 @@
     <w:r>
       <w:tab/>
       <w:tab/>
-      <w:t>2026-10-11</w:t>
+      <w:t>2026-10-12</w:t>
       <w:br/>
       <w:br/>
     </w:r>

--- a/tillsyn/A 28840-2025 tillsynsbegäran.docx
+++ b/tillsyn/A 28840-2025 tillsynsbegäran.docx
@@ -247,7 +247,7 @@
     <w:r>
       <w:tab/>
       <w:tab/>
-      <w:t>2026-10-12</w:t>
+      <w:t>2026-10-13</w:t>
       <w:br/>
       <w:br/>
     </w:r>

--- a/tillsyn/A 28840-2025 tillsynsbegäran.docx
+++ b/tillsyn/A 28840-2025 tillsynsbegäran.docx
@@ -247,7 +247,7 @@
     <w:r>
       <w:tab/>
       <w:tab/>
-      <w:t>2026-10-13</w:t>
+      <w:t>2026-10-14</w:t>
       <w:br/>
       <w:br/>
     </w:r>

--- a/tillsyn/A 28840-2025 tillsynsbegäran.docx
+++ b/tillsyn/A 28840-2025 tillsynsbegäran.docx
@@ -247,7 +247,7 @@
     <w:r>
       <w:tab/>
       <w:tab/>
-      <w:t>2026-10-14</w:t>
+      <w:t>2026-10-15</w:t>
       <w:br/>
       <w:br/>
     </w:r>

--- a/tillsyn/A 28840-2025 tillsynsbegäran.docx
+++ b/tillsyn/A 28840-2025 tillsynsbegäran.docx
@@ -247,7 +247,7 @@
     <w:r>
       <w:tab/>
       <w:tab/>
-      <w:t>2026-10-15</w:t>
+      <w:t>2026-10-16</w:t>
       <w:br/>
       <w:br/>
     </w:r>

--- a/tillsyn/A 28840-2025 tillsynsbegäran.docx
+++ b/tillsyn/A 28840-2025 tillsynsbegäran.docx
@@ -247,7 +247,7 @@
     <w:r>
       <w:tab/>
       <w:tab/>
-      <w:t>2026-10-16</w:t>
+      <w:t>2026-10-17</w:t>
       <w:br/>
       <w:br/>
     </w:r>

--- a/tillsyn/A 28840-2025 tillsynsbegäran.docx
+++ b/tillsyn/A 28840-2025 tillsynsbegäran.docx
@@ -247,7 +247,7 @@
     <w:r>
       <w:tab/>
       <w:tab/>
-      <w:t>2026-10-17</w:t>
+      <w:t>2026-10-18</w:t>
       <w:br/>
       <w:br/>
     </w:r>

--- a/tillsyn/A 28840-2025 tillsynsbegäran.docx
+++ b/tillsyn/A 28840-2025 tillsynsbegäran.docx
@@ -247,7 +247,7 @@
     <w:r>
       <w:tab/>
       <w:tab/>
-      <w:t>2026-10-18</w:t>
+      <w:t>2026-10-19</w:t>
       <w:br/>
       <w:br/>
     </w:r>

--- a/tillsyn/A 28840-2025 tillsynsbegäran.docx
+++ b/tillsyn/A 28840-2025 tillsynsbegäran.docx
@@ -247,7 +247,7 @@
     <w:r>
       <w:tab/>
       <w:tab/>
-      <w:t>2026-10-19</w:t>
+      <w:t>2026-10-20</w:t>
       <w:br/>
       <w:br/>
     </w:r>

--- a/tillsyn/A 28840-2025 tillsynsbegäran.docx
+++ b/tillsyn/A 28840-2025 tillsynsbegäran.docx
@@ -247,7 +247,7 @@
     <w:r>
       <w:tab/>
       <w:tab/>
-      <w:t>2026-10-20</w:t>
+      <w:t>2026-10-21</w:t>
       <w:br/>
       <w:br/>
     </w:r>

--- a/tillsyn/A 28840-2025 tillsynsbegäran.docx
+++ b/tillsyn/A 28840-2025 tillsynsbegäran.docx
@@ -247,7 +247,7 @@
     <w:r>
       <w:tab/>
       <w:tab/>
-      <w:t>2026-10-21</w:t>
+      <w:t>2026-10-22</w:t>
       <w:br/>
       <w:br/>
     </w:r>

--- a/tillsyn/A 28840-2025 tillsynsbegäran.docx
+++ b/tillsyn/A 28840-2025 tillsynsbegäran.docx
@@ -247,7 +247,7 @@
     <w:r>
       <w:tab/>
       <w:tab/>
-      <w:t>2026-10-22</w:t>
+      <w:t>2026-10-23</w:t>
       <w:br/>
       <w:br/>
     </w:r>

--- a/tillsyn/A 28840-2025 tillsynsbegäran.docx
+++ b/tillsyn/A 28840-2025 tillsynsbegäran.docx
@@ -247,7 +247,7 @@
     <w:r>
       <w:tab/>
       <w:tab/>
-      <w:t>2026-10-23</w:t>
+      <w:t>2026-10-24</w:t>
       <w:br/>
       <w:br/>
     </w:r>

--- a/tillsyn/A 28840-2025 tillsynsbegäran.docx
+++ b/tillsyn/A 28840-2025 tillsynsbegäran.docx
@@ -247,7 +247,7 @@
     <w:r>
       <w:tab/>
       <w:tab/>
-      <w:t>2026-10-24</w:t>
+      <w:t>2026-10-25</w:t>
       <w:br/>
       <w:br/>
     </w:r>

--- a/tillsyn/A 28840-2025 tillsynsbegäran.docx
+++ b/tillsyn/A 28840-2025 tillsynsbegäran.docx
@@ -247,7 +247,7 @@
     <w:r>
       <w:tab/>
       <w:tab/>
-      <w:t>2026-10-25</w:t>
+      <w:t>2026-10-26</w:t>
       <w:br/>
       <w:br/>
     </w:r>

--- a/tillsyn/A 28840-2025 tillsynsbegäran.docx
+++ b/tillsyn/A 28840-2025 tillsynsbegäran.docx
@@ -247,7 +247,7 @@
     <w:r>
       <w:tab/>
       <w:tab/>
-      <w:t>2026-10-26</w:t>
+      <w:t>2026-10-27</w:t>
       <w:br/>
       <w:br/>
     </w:r>

--- a/tillsyn/A 28840-2025 tillsynsbegäran.docx
+++ b/tillsyn/A 28840-2025 tillsynsbegäran.docx
@@ -22,7 +22,7 @@
       <w:r>
         <w:drawing>
           <wp:inline xmlns:a="http://schemas.openxmlformats.org/drawingml/2006/main" xmlns:pic="http://schemas.openxmlformats.org/drawingml/2006/picture">
-            <wp:extent cx="5486400" cy="5552388"/>
+            <wp:extent cx="5423914" cy="5724000"/>
             <wp:docPr id="1" name="Picture 1"/>
             <wp:cNvGraphicFramePr>
               <a:graphicFrameLocks noChangeAspect="1"/>
@@ -43,7 +43,7 @@
                   <pic:spPr>
                     <a:xfrm>
                       <a:off x="0" y="0"/>
-                      <a:ext cx="5486400" cy="5552388"/>
+                      <a:ext cx="5423914" cy="5724000"/>
                     </a:xfrm>
                     <a:prstGeom prst="rect"/>
                   </pic:spPr>
@@ -60,12 +60,12 @@
         <w:spacing w:after="240"/>
       </w:pPr>
       <w:r>
-        <w:t>Figur 1. Fyndplatser för naturvårdsarter inom 1 meter från avverkningsanmälan. Markörer utan svart kant är placerade på fyndplatsen. Markörer med svart kant är placerade vid sidan av fyndplatsen och har ett svart streck som visar fyndplatsens exakta position. Kartans mittpunktskoordinat är N 7255445, E 810419 i SWEREF 99 TM.</w:t>
+        <w:t>Figur 1. Fyndplatser för naturvårdsarter i och inom 1 meter från avverkningsanmälan. Markörer utan svart kant är placerade på fyndplatsen. Markörer med svart kant är placerade vid sidan av fyndplatsen och har ett svart streck som visar fyndplatsens exakta position. Kartans mittpunktskoordinat är N 7255445, E 810419 i SWEREF 99 TM.</w:t>
       </w:r>
     </w:p>
     <w:p>
       <w:r>
-        <w:t>Inom 1 meter från avverkningsanmälan finns fynd av 1 naturvårdsarter, varav 1 är rödlistad och 1 är typisk (T): dropptaggsvamp (NT, T). Se Figur 1.</w:t>
+        <w:t>I och inom 1 meter från avverkningsanmälan finns fynd av 3 naturvårdsarter, varav 3 är rödlistade och 3 är typiska (T): dropptaggsvamp (NT, T), rosenticka (NT, T) och ullticka (NT, T). Se Figur 1.</w:t>
       </w:r>
     </w:p>
     <w:p>
@@ -119,6 +119,91 @@
         <w:t>(SLU Artdatabanken, 2026).</w:t>
       </w:r>
     </w:p>
+    <w:p>
+      <w:r>
+        <w:rPr>
+          <w:b/>
+        </w:rPr>
+        <w:t>Rosenticka (NT)</w:t>
+      </w:r>
+      <w:r>
+        <w:t xml:space="preserve">, rödlistad som nära hotad, ingår i en karaktäristisk association av vedsvampar som växer på gamla, grova granlågor i urskogsartade barrskogar. Den är placerad i toppen av Skogsstyrelsens värdepyramid för bedömning av skog med höga naturvärden och indikerar ett granskogsekosystem med långvarig kontinuitet av grova lågor. Artens beroende av grova granlågor innebär att alla skogsskötselåtgärder på eller i omedelbar närhet av lokalerna utgör ett hot på lång sikt. Det är angeläget att populationerna inte ytterligare glesas ut och ett tillräckligt antal områden där arten nu finns måste sparas för framtiden. Rosenticka är typisk art för </w:t>
+      </w:r>
+      <w:r>
+        <w:rPr>
+          <w:i/>
+        </w:rPr>
+        <w:t xml:space="preserve">9010 Taiga </w:t>
+      </w:r>
+      <w:r>
+        <w:t xml:space="preserve">och </w:t>
+      </w:r>
+      <w:r>
+        <w:rPr>
+          <w:i/>
+        </w:rPr>
+        <w:t>9050 Näringsrik granskog</w:t>
+      </w:r>
+      <w:r>
+        <w:t xml:space="preserve"> (Nitare &amp; Skogsstyrelsen, 2019; SLU Artdatabanken, 2024).</w:t>
+      </w:r>
+    </w:p>
+    <w:p>
+      <w:r>
+        <w:rPr>
+          <w:b/>
+        </w:rPr>
+        <w:t>Ullticka (NT)</w:t>
+      </w:r>
+      <w:r>
+        <w:t xml:space="preserve"> är knuten till restbestånd av barrnaturskog och förekommer med ett tydligt optimum i orörda eller måttligt påverkade gamla granskogar där det föreligger viss kontinuitet av grov död ved. Ullticka är en bra signalart inom hela sitt utbredningsområde och i södra Sverige är den sällsynt och en god signalart för skyddsvärda granskogsmiljöer. Den hotas av avverkning och fragmentering av naturskog och äldre granskog med lång trädkontinuitet. På ullticka kan ibland ulltickeporing (VU) påträffas - det är en sällsynt ticka som nyligen delats upp i de tre olika arterna ulltickeporing </w:t>
+      </w:r>
+      <w:r>
+        <w:rPr>
+          <w:i/>
+        </w:rPr>
+        <w:t xml:space="preserve">Skeletocutis brevispora </w:t>
+      </w:r>
+      <w:r>
+        <w:t>(VU)</w:t>
+      </w:r>
+      <w:r>
+        <w:rPr>
+          <w:i/>
+        </w:rPr>
+        <w:t>, Skeletocutis delicata</w:t>
+      </w:r>
+      <w:r>
+        <w:t xml:space="preserve"> (VU)</w:t>
+      </w:r>
+      <w:r>
+        <w:rPr>
+          <w:i/>
+        </w:rPr>
+        <w:t xml:space="preserve"> och Skeletocutis exilis</w:t>
+      </w:r>
+      <w:r>
+        <w:t xml:space="preserve"> (NT). Ullticka är typisk art för </w:t>
+      </w:r>
+      <w:r>
+        <w:rPr>
+          <w:i/>
+        </w:rPr>
+        <w:t xml:space="preserve">9010 Taiga, 9050 Näringsrik granskog </w:t>
+      </w:r>
+      <w:r>
+        <w:t xml:space="preserve">och </w:t>
+      </w:r>
+      <w:r>
+        <w:rPr>
+          <w:i/>
+        </w:rPr>
+        <w:t>9030 Landhöjningsskog</w:t>
+      </w:r>
+      <w:r>
+        <w:t xml:space="preserve"> (SLU Artdatabanken, 2026; Nitare &amp; Skogsstyrelsen, 2019; Miettinen &amp; Niemelä, 2018).</w:t>
+      </w:r>
+    </w:p>
     <w:sectPr>
       <w:headerReference w:type="even" r:id="rId8"/>
       <w:headerReference w:type="default" r:id="rId9"/>
@@ -247,7 +332,7 @@
     <w:r>
       <w:tab/>
       <w:tab/>
-      <w:t>2026-10-27</w:t>
+      <w:t>2026-10-28</w:t>
       <w:br/>
       <w:br/>
     </w:r>

--- a/tillsyn/A 28840-2025 tillsynsbegäran.docx
+++ b/tillsyn/A 28840-2025 tillsynsbegäran.docx
@@ -332,7 +332,7 @@
     <w:r>
       <w:tab/>
       <w:tab/>
-      <w:t>2026-10-28</w:t>
+      <w:t>2026-10-29</w:t>
       <w:br/>
       <w:br/>
     </w:r>

--- a/tillsyn/A 28840-2025 tillsynsbegäran.docx
+++ b/tillsyn/A 28840-2025 tillsynsbegäran.docx
@@ -332,7 +332,7 @@
     <w:r>
       <w:tab/>
       <w:tab/>
-      <w:t>2026-10-29</w:t>
+      <w:t>2026-10-31</w:t>
       <w:br/>
       <w:br/>
     </w:r>
